--- a/data/outputs/v2/Maths/SS2.4_Surface_Area_and_Volume_of_Solids/Mathematics_Surface_Area_and_Volume_of_Solids_FinalExplanation_TeacherKey.docx
+++ b/data/outputs/v2/Maths/SS2.4_Surface_Area_and_Volume_of_Solids/Mathematics_Surface_Area_and_Volume_of_Solids_FinalExplanation_TeacherKey.docx
@@ -2372,7 +2372,7 @@
         </w:rPr>
         <w:t xml:space="preserve">© 2026 SeaVuria and ARES. This work is licensed under a </w:t>
       </w:r>
-      <w:hyperlink w:history="1" r:id="rId1nnboaoa5qyyol27tmrd7">
+      <w:hyperlink w:history="1" r:id="rId08jpekc2d2nt3bbxg8znc">
         <w:r>
           <w:rPr>
             <w:rFonts w:ascii="Arial" w:cs="Arial" w:eastAsia="Arial" w:hAnsi="Arial"/>
@@ -2392,7 +2392,7 @@
         </w:rPr>
         <w:t xml:space="preserve"> (</w:t>
       </w:r>
-      <w:hyperlink w:history="1" r:id="rIddnujophrfkmn5t1o40cva">
+      <w:hyperlink w:history="1" r:id="rIdrtswu7wtwlzqwiy-zwm0z">
         <w:r>
           <w:rPr>
             <w:rFonts w:ascii="Arial" w:cs="Arial" w:eastAsia="Arial" w:hAnsi="Arial"/>
@@ -2412,7 +2412,7 @@
         </w:rPr>
         <w:t xml:space="preserve">). To view a copy of this license, visit </w:t>
       </w:r>
-      <w:hyperlink w:history="1" r:id="rIdi0rylk2gexhuyypkn_lef">
+      <w:hyperlink w:history="1" r:id="rIdbojtw_scbd8uimrpzqydn">
         <w:r>
           <w:rPr>
             <w:rFonts w:ascii="Arial" w:cs="Arial" w:eastAsia="Arial" w:hAnsi="Arial"/>

--- a/data/outputs/v2/Maths/SS2.4_Surface_Area_and_Volume_of_Solids/Mathematics_Surface_Area_and_Volume_of_Solids_FinalExplanation_TeacherKey.docx
+++ b/data/outputs/v2/Maths/SS2.4_Surface_Area_and_Volume_of_Solids/Mathematics_Surface_Area_and_Volume_of_Solids_FinalExplanation_TeacherKey.docx
@@ -2372,7 +2372,7 @@
         </w:rPr>
         <w:t xml:space="preserve">© 2026 SeaVuria and ARES. This work is licensed under a </w:t>
       </w:r>
-      <w:hyperlink w:history="1" r:id="rId08jpekc2d2nt3bbxg8znc">
+      <w:hyperlink w:history="1" r:id="rIdm5eswml5nna5loukkyxxs">
         <w:r>
           <w:rPr>
             <w:rFonts w:ascii="Arial" w:cs="Arial" w:eastAsia="Arial" w:hAnsi="Arial"/>
@@ -2392,7 +2392,7 @@
         </w:rPr>
         <w:t xml:space="preserve"> (</w:t>
       </w:r>
-      <w:hyperlink w:history="1" r:id="rIdrtswu7wtwlzqwiy-zwm0z">
+      <w:hyperlink w:history="1" r:id="rIdab3o1sfjaf3syotrwpniv">
         <w:r>
           <w:rPr>
             <w:rFonts w:ascii="Arial" w:cs="Arial" w:eastAsia="Arial" w:hAnsi="Arial"/>
@@ -2412,7 +2412,7 @@
         </w:rPr>
         <w:t xml:space="preserve">). To view a copy of this license, visit </w:t>
       </w:r>
-      <w:hyperlink w:history="1" r:id="rIdbojtw_scbd8uimrpzqydn">
+      <w:hyperlink w:history="1" r:id="rIdcccxwrumqlhhovr_wwaqn">
         <w:r>
           <w:rPr>
             <w:rFonts w:ascii="Arial" w:cs="Arial" w:eastAsia="Arial" w:hAnsi="Arial"/>

--- a/data/outputs/v2/Maths/SS2.4_Surface_Area_and_Volume_of_Solids/Mathematics_Surface_Area_and_Volume_of_Solids_FinalExplanation_TeacherKey.docx
+++ b/data/outputs/v2/Maths/SS2.4_Surface_Area_and_Volume_of_Solids/Mathematics_Surface_Area_and_Volume_of_Solids_FinalExplanation_TeacherKey.docx
@@ -2372,7 +2372,7 @@
         </w:rPr>
         <w:t xml:space="preserve">© 2026 SeaVuria and ARES. This work is licensed under a </w:t>
       </w:r>
-      <w:hyperlink w:history="1" r:id="rIdm5eswml5nna5loukkyxxs">
+      <w:hyperlink w:history="1" r:id="rIdheroghlquxtjqg_hbvci0">
         <w:r>
           <w:rPr>
             <w:rFonts w:ascii="Arial" w:cs="Arial" w:eastAsia="Arial" w:hAnsi="Arial"/>
@@ -2392,7 +2392,7 @@
         </w:rPr>
         <w:t xml:space="preserve"> (</w:t>
       </w:r>
-      <w:hyperlink w:history="1" r:id="rIdab3o1sfjaf3syotrwpniv">
+      <w:hyperlink w:history="1" r:id="rId8b8wo5yv7faaa7vlfptqm">
         <w:r>
           <w:rPr>
             <w:rFonts w:ascii="Arial" w:cs="Arial" w:eastAsia="Arial" w:hAnsi="Arial"/>
@@ -2412,7 +2412,7 @@
         </w:rPr>
         <w:t xml:space="preserve">). To view a copy of this license, visit </w:t>
       </w:r>
-      <w:hyperlink w:history="1" r:id="rIdcccxwrumqlhhovr_wwaqn">
+      <w:hyperlink w:history="1" r:id="rIda8t1onamho4lefqy4bpep">
         <w:r>
           <w:rPr>
             <w:rFonts w:ascii="Arial" w:cs="Arial" w:eastAsia="Arial" w:hAnsi="Arial"/>

--- a/data/outputs/v2/Maths/SS2.4_Surface_Area_and_Volume_of_Solids/Mathematics_Surface_Area_and_Volume_of_Solids_FinalExplanation_TeacherKey.docx
+++ b/data/outputs/v2/Maths/SS2.4_Surface_Area_and_Volume_of_Solids/Mathematics_Surface_Area_and_Volume_of_Solids_FinalExplanation_TeacherKey.docx
@@ -2372,7 +2372,7 @@
         </w:rPr>
         <w:t xml:space="preserve">© 2026 SeaVuria and ARES. This work is licensed under a </w:t>
       </w:r>
-      <w:hyperlink w:history="1" r:id="rIdheroghlquxtjqg_hbvci0">
+      <w:hyperlink w:history="1" r:id="rIdhrruuoljburjo_ccrklms">
         <w:r>
           <w:rPr>
             <w:rFonts w:ascii="Arial" w:cs="Arial" w:eastAsia="Arial" w:hAnsi="Arial"/>
@@ -2392,7 +2392,7 @@
         </w:rPr>
         <w:t xml:space="preserve"> (</w:t>
       </w:r>
-      <w:hyperlink w:history="1" r:id="rId8b8wo5yv7faaa7vlfptqm">
+      <w:hyperlink w:history="1" r:id="rIdiybhpk3eoyhddoyxzfxks">
         <w:r>
           <w:rPr>
             <w:rFonts w:ascii="Arial" w:cs="Arial" w:eastAsia="Arial" w:hAnsi="Arial"/>
@@ -2412,7 +2412,7 @@
         </w:rPr>
         <w:t xml:space="preserve">). To view a copy of this license, visit </w:t>
       </w:r>
-      <w:hyperlink w:history="1" r:id="rIda8t1onamho4lefqy4bpep">
+      <w:hyperlink w:history="1" r:id="rId8iwwp_fcrc3zy8awjoegg">
         <w:r>
           <w:rPr>
             <w:rFonts w:ascii="Arial" w:cs="Arial" w:eastAsia="Arial" w:hAnsi="Arial"/>

--- a/data/outputs/v2/Maths/SS2.4_Surface_Area_and_Volume_of_Solids/Mathematics_Surface_Area_and_Volume_of_Solids_FinalExplanation_TeacherKey.docx
+++ b/data/outputs/v2/Maths/SS2.4_Surface_Area_and_Volume_of_Solids/Mathematics_Surface_Area_and_Volume_of_Solids_FinalExplanation_TeacherKey.docx
@@ -4,6 +4,7 @@
   <w:body>
     <w:p>
       <w:pPr>
+        <w:keepNext w:val="false"/>
         <w:spacing w:after="30" w:before="0"/>
         <w:jc w:val="center"/>
       </w:pPr>
@@ -23,6 +24,7 @@
     </w:p>
     <w:p>
       <w:pPr>
+        <w:keepNext w:val="false"/>
         <w:spacing w:after="60" w:before="0"/>
         <w:jc w:val="center"/>
       </w:pPr>
@@ -81,6 +83,7 @@
           </w:tcPr>
           <w:p>
             <w:pPr>
+              <w:keepNext w:val="false"/>
               <w:spacing w:after="40" w:before="0"/>
               <w:jc w:val="center"/>
             </w:pPr>
@@ -116,6 +119,7 @@
           </w:tcPr>
           <w:p>
             <w:pPr>
+              <w:keepNext w:val="false"/>
               <w:spacing w:after="40" w:before="0"/>
               <w:jc w:val="center"/>
             </w:pPr>
@@ -176,6 +180,7 @@
           </w:tcPr>
           <w:p>
             <w:pPr>
+              <w:keepNext w:val="false"/>
               <w:spacing w:after="40" w:before="0"/>
               <w:jc w:val="center"/>
             </w:pPr>
@@ -210,6 +215,7 @@
           </w:tcPr>
           <w:p>
             <w:pPr>
+              <w:keepNext w:val="false"/>
               <w:spacing w:after="40" w:before="0"/>
               <w:jc w:val="left"/>
             </w:pPr>
@@ -271,6 +277,7 @@
           </w:tcPr>
           <w:p>
             <w:pPr>
+              <w:keepNext/>
               <w:spacing w:after="40" w:before="0"/>
               <w:jc w:val="center"/>
             </w:pPr>
@@ -305,6 +312,7 @@
           </w:tcPr>
           <w:p>
             <w:pPr>
+              <w:keepNext w:val="false"/>
               <w:spacing w:after="40" w:before="0"/>
               <w:jc w:val="left"/>
             </w:pPr>
@@ -324,6 +332,7 @@
           </w:p>
           <w:p>
             <w:pPr>
+              <w:keepNext w:val="false"/>
               <w:spacing w:after="40" w:before="0"/>
               <w:jc w:val="left"/>
             </w:pPr>
@@ -375,6 +384,7 @@
                 </w:tcPr>
                 <w:p>
                   <w:pPr>
+                    <w:keepNext w:val="false"/>
                     <w:spacing w:after="40" w:before="0"/>
                     <w:jc w:val="left"/>
                   </w:pPr>
@@ -407,6 +417,7 @@
                 </w:tcPr>
                 <w:p>
                   <w:pPr>
+                    <w:keepNext w:val="false"/>
                     <w:spacing w:after="40" w:before="0"/>
                     <w:jc w:val="left"/>
                   </w:pPr>
@@ -439,6 +450,7 @@
                 </w:tcPr>
                 <w:p>
                   <w:pPr>
+                    <w:keepNext w:val="false"/>
                     <w:spacing w:after="40" w:before="0"/>
                     <w:jc w:val="left"/>
                   </w:pPr>
@@ -471,6 +483,7 @@
                 </w:tcPr>
                 <w:p>
                   <w:pPr>
+                    <w:keepNext w:val="false"/>
                     <w:spacing w:after="40" w:before="0"/>
                     <w:jc w:val="left"/>
                   </w:pPr>
@@ -505,6 +518,7 @@
                 </w:tcPr>
                 <w:p>
                   <w:pPr>
+                    <w:keepNext w:val="false"/>
                     <w:spacing w:after="40" w:before="0"/>
                     <w:jc w:val="left"/>
                   </w:pPr>
@@ -537,6 +551,7 @@
                 </w:tcPr>
                 <w:p>
                   <w:pPr>
+                    <w:keepNext w:val="false"/>
                     <w:spacing w:after="40" w:before="0"/>
                     <w:jc w:val="left"/>
                   </w:pPr>
@@ -569,6 +584,7 @@
                 </w:tcPr>
                 <w:p>
                   <w:pPr>
+                    <w:keepNext w:val="false"/>
                     <w:spacing w:after="40" w:before="0"/>
                     <w:jc w:val="left"/>
                   </w:pPr>
@@ -601,6 +617,7 @@
                 </w:tcPr>
                 <w:p>
                   <w:pPr>
+                    <w:keepNext w:val="false"/>
                     <w:spacing w:after="40" w:before="0"/>
                     <w:jc w:val="left"/>
                   </w:pPr>
@@ -635,6 +652,7 @@
                 </w:tcPr>
                 <w:p>
                   <w:pPr>
+                    <w:keepNext w:val="false"/>
                     <w:spacing w:after="40" w:before="0"/>
                     <w:jc w:val="left"/>
                   </w:pPr>
@@ -667,6 +685,7 @@
                 </w:tcPr>
                 <w:p>
                   <w:pPr>
+                    <w:keepNext w:val="false"/>
                     <w:spacing w:after="40" w:before="0"/>
                     <w:jc w:val="left"/>
                   </w:pPr>
@@ -699,6 +718,7 @@
                 </w:tcPr>
                 <w:p>
                   <w:pPr>
+                    <w:keepNext w:val="false"/>
                     <w:spacing w:after="40" w:before="0"/>
                     <w:jc w:val="left"/>
                   </w:pPr>
@@ -731,6 +751,7 @@
                 </w:tcPr>
                 <w:p>
                   <w:pPr>
+                    <w:keepNext w:val="false"/>
                     <w:spacing w:after="40" w:before="0"/>
                     <w:jc w:val="left"/>
                   </w:pPr>
@@ -753,6 +774,7 @@
           </w:tbl>
           <w:p>
             <w:pPr>
+              <w:keepNext w:val="false"/>
               <w:spacing w:after="60" w:before="0"/>
               <w:jc w:val="left"/>
             </w:pPr>
@@ -772,6 +794,7 @@
           </w:p>
           <w:p>
             <w:pPr>
+              <w:keepNext w:val="false"/>
               <w:spacing w:after="40" w:before="0"/>
               <w:jc w:val="left"/>
             </w:pPr>
@@ -791,6 +814,7 @@
           </w:p>
           <w:p>
             <w:pPr>
+              <w:keepNext w:val="false"/>
               <w:spacing w:after="40" w:before="0"/>
               <w:jc w:val="left"/>
             </w:pPr>
@@ -810,6 +834,7 @@
           </w:p>
           <w:p>
             <w:pPr>
+              <w:keepNext w:val="false"/>
               <w:spacing w:after="40" w:before="0"/>
               <w:jc w:val="left"/>
             </w:pPr>
@@ -829,6 +854,7 @@
           </w:p>
           <w:p>
             <w:pPr>
+              <w:keepNext w:val="false"/>
               <w:spacing w:after="60" w:before="0"/>
               <w:jc w:val="left"/>
             </w:pPr>
@@ -861,6 +887,7 @@
           </w:tcPr>
           <w:p>
             <w:pPr>
+              <w:keepNext w:val="false"/>
               <w:spacing w:after="40" w:before="0"/>
               <w:jc w:val="left"/>
             </w:pPr>
@@ -922,6 +949,7 @@
           </w:tcPr>
           <w:p>
             <w:pPr>
+              <w:keepNext/>
               <w:spacing w:after="40" w:before="0"/>
               <w:jc w:val="center"/>
             </w:pPr>
@@ -956,6 +984,7 @@
           </w:tcPr>
           <w:p>
             <w:pPr>
+              <w:keepNext w:val="false"/>
               <w:spacing w:after="40" w:before="0"/>
               <w:jc w:val="left"/>
             </w:pPr>
@@ -975,6 +1004,7 @@
           </w:p>
           <w:p>
             <w:pPr>
+              <w:keepNext w:val="false"/>
               <w:spacing w:after="40" w:before="0"/>
               <w:jc w:val="left"/>
             </w:pPr>
@@ -994,6 +1024,7 @@
           </w:p>
           <w:p>
             <w:pPr>
+              <w:keepNext w:val="false"/>
               <w:spacing w:after="40" w:before="0"/>
               <w:jc w:val="left"/>
             </w:pPr>
@@ -1026,6 +1057,7 @@
           </w:tcPr>
           <w:p>
             <w:pPr>
+              <w:keepNext w:val="false"/>
               <w:spacing w:after="40" w:before="0"/>
               <w:jc w:val="left"/>
             </w:pPr>
@@ -1087,6 +1119,7 @@
           </w:tcPr>
           <w:p>
             <w:pPr>
+              <w:keepNext/>
               <w:spacing w:after="40" w:before="0"/>
               <w:jc w:val="center"/>
             </w:pPr>
@@ -1121,6 +1154,7 @@
           </w:tcPr>
           <w:p>
             <w:pPr>
+              <w:keepNext w:val="false"/>
               <w:spacing w:after="40" w:before="0"/>
               <w:jc w:val="left"/>
             </w:pPr>
@@ -1140,6 +1174,7 @@
           </w:p>
           <w:p>
             <w:pPr>
+              <w:keepNext w:val="false"/>
               <w:spacing w:after="40" w:before="0"/>
               <w:jc w:val="left"/>
             </w:pPr>
@@ -1159,6 +1194,7 @@
           </w:p>
           <w:p>
             <w:pPr>
+              <w:keepNext w:val="false"/>
               <w:spacing w:after="40" w:before="0"/>
               <w:jc w:val="left"/>
             </w:pPr>
@@ -1191,6 +1227,7 @@
           </w:tcPr>
           <w:p>
             <w:pPr>
+              <w:keepNext w:val="false"/>
               <w:spacing w:after="40" w:before="0"/>
               <w:jc w:val="left"/>
             </w:pPr>
@@ -1252,6 +1289,7 @@
           </w:tcPr>
           <w:p>
             <w:pPr>
+              <w:keepNext/>
               <w:spacing w:after="40" w:before="0"/>
               <w:jc w:val="center"/>
             </w:pPr>
@@ -1286,6 +1324,7 @@
           </w:tcPr>
           <w:p>
             <w:pPr>
+              <w:keepNext w:val="false"/>
               <w:spacing w:after="40" w:before="0"/>
               <w:jc w:val="left"/>
             </w:pPr>
@@ -1305,6 +1344,7 @@
           </w:p>
           <w:p>
             <w:pPr>
+              <w:keepNext w:val="false"/>
               <w:spacing w:after="40" w:before="0"/>
               <w:jc w:val="left"/>
             </w:pPr>
@@ -1324,6 +1364,7 @@
           </w:p>
           <w:p>
             <w:pPr>
+              <w:keepNext w:val="false"/>
               <w:spacing w:after="40" w:before="0"/>
               <w:jc w:val="left"/>
             </w:pPr>
@@ -1343,6 +1384,7 @@
           </w:p>
           <w:p>
             <w:pPr>
+              <w:keepNext w:val="false"/>
               <w:spacing w:after="40" w:before="0"/>
               <w:jc w:val="left"/>
             </w:pPr>
@@ -1375,6 +1417,7 @@
           </w:tcPr>
           <w:p>
             <w:pPr>
+              <w:keepNext w:val="false"/>
               <w:spacing w:after="40" w:before="0"/>
               <w:jc w:val="left"/>
             </w:pPr>
@@ -1436,6 +1479,7 @@
           </w:tcPr>
           <w:p>
             <w:pPr>
+              <w:keepNext/>
               <w:spacing w:after="40" w:before="0"/>
               <w:jc w:val="center"/>
             </w:pPr>
@@ -1470,6 +1514,7 @@
           </w:tcPr>
           <w:p>
             <w:pPr>
+              <w:keepNext w:val="false"/>
               <w:spacing w:after="40" w:before="0"/>
               <w:jc w:val="left"/>
             </w:pPr>
@@ -1489,6 +1534,7 @@
           </w:p>
           <w:p>
             <w:pPr>
+              <w:keepNext w:val="false"/>
               <w:spacing w:after="40" w:before="0"/>
               <w:jc w:val="left"/>
             </w:pPr>
@@ -1521,6 +1567,7 @@
           </w:tcPr>
           <w:p>
             <w:pPr>
+              <w:keepNext w:val="false"/>
               <w:spacing w:after="40" w:before="0"/>
               <w:jc w:val="left"/>
             </w:pPr>
@@ -1584,6 +1631,7 @@
           </w:tcPr>
           <w:p>
             <w:pPr>
+              <w:keepNext w:val="false"/>
               <w:spacing w:after="40" w:before="0"/>
               <w:jc w:val="center"/>
             </w:pPr>
@@ -1618,6 +1666,7 @@
           </w:tcPr>
           <w:p>
             <w:pPr>
+              <w:keepNext w:val="false"/>
               <w:spacing w:after="40" w:before="0"/>
               <w:jc w:val="left"/>
             </w:pPr>
@@ -1650,6 +1699,7 @@
           </w:tcPr>
           <w:p>
             <w:pPr>
+              <w:keepNext w:val="false"/>
               <w:spacing w:after="40" w:before="0"/>
               <w:jc w:val="left"/>
             </w:pPr>
@@ -1682,6 +1732,7 @@
           </w:tcPr>
           <w:p>
             <w:pPr>
+              <w:keepNext w:val="false"/>
               <w:spacing w:after="40" w:before="0"/>
               <w:jc w:val="left"/>
             </w:pPr>
@@ -1714,6 +1765,7 @@
           </w:tcPr>
           <w:p>
             <w:pPr>
+              <w:keepNext w:val="false"/>
               <w:spacing w:after="40" w:before="0"/>
               <w:jc w:val="left"/>
             </w:pPr>
@@ -1748,6 +1800,7 @@
           </w:tcPr>
           <w:p>
             <w:pPr>
+              <w:keepNext w:val="false"/>
               <w:spacing w:after="40" w:before="0"/>
               <w:jc w:val="left"/>
             </w:pPr>
@@ -1780,6 +1833,7 @@
           </w:tcPr>
           <w:p>
             <w:pPr>
+              <w:keepNext w:val="false"/>
               <w:spacing w:after="40" w:before="0"/>
               <w:jc w:val="left"/>
             </w:pPr>
@@ -1812,6 +1866,7 @@
           </w:tcPr>
           <w:p>
             <w:pPr>
+              <w:keepNext w:val="false"/>
               <w:spacing w:after="40" w:before="0"/>
               <w:jc w:val="left"/>
             </w:pPr>
@@ -1844,6 +1899,7 @@
           </w:tcPr>
           <w:p>
             <w:pPr>
+              <w:keepNext w:val="false"/>
               <w:spacing w:after="40" w:before="0"/>
               <w:jc w:val="left"/>
             </w:pPr>
@@ -1878,6 +1934,7 @@
           </w:tcPr>
           <w:p>
             <w:pPr>
+              <w:keepNext w:val="false"/>
               <w:spacing w:after="40" w:before="0"/>
               <w:jc w:val="left"/>
             </w:pPr>
@@ -1910,6 +1967,7 @@
           </w:tcPr>
           <w:p>
             <w:pPr>
+              <w:keepNext w:val="false"/>
               <w:spacing w:after="40" w:before="0"/>
               <w:jc w:val="left"/>
             </w:pPr>
@@ -1942,6 +2000,7 @@
           </w:tcPr>
           <w:p>
             <w:pPr>
+              <w:keepNext w:val="false"/>
               <w:spacing w:after="40" w:before="0"/>
               <w:jc w:val="left"/>
             </w:pPr>
@@ -1974,6 +2033,7 @@
           </w:tcPr>
           <w:p>
             <w:pPr>
+              <w:keepNext w:val="false"/>
               <w:spacing w:after="40" w:before="0"/>
               <w:jc w:val="left"/>
             </w:pPr>
@@ -2008,6 +2068,7 @@
           </w:tcPr>
           <w:p>
             <w:pPr>
+              <w:keepNext w:val="false"/>
               <w:spacing w:after="40" w:before="0"/>
               <w:jc w:val="left"/>
             </w:pPr>
@@ -2040,6 +2101,7 @@
           </w:tcPr>
           <w:p>
             <w:pPr>
+              <w:keepNext w:val="false"/>
               <w:spacing w:after="40" w:before="0"/>
               <w:jc w:val="left"/>
             </w:pPr>
@@ -2072,6 +2134,7 @@
           </w:tcPr>
           <w:p>
             <w:pPr>
+              <w:keepNext w:val="false"/>
               <w:spacing w:after="40" w:before="0"/>
               <w:jc w:val="left"/>
             </w:pPr>
@@ -2104,6 +2167,7 @@
           </w:tcPr>
           <w:p>
             <w:pPr>
+              <w:keepNext w:val="false"/>
               <w:spacing w:after="40" w:before="0"/>
               <w:jc w:val="left"/>
             </w:pPr>
@@ -2138,6 +2202,7 @@
           </w:tcPr>
           <w:p>
             <w:pPr>
+              <w:keepNext w:val="false"/>
               <w:spacing w:after="40" w:before="0"/>
               <w:jc w:val="left"/>
             </w:pPr>
@@ -2170,6 +2235,7 @@
           </w:tcPr>
           <w:p>
             <w:pPr>
+              <w:keepNext w:val="false"/>
               <w:spacing w:after="40" w:before="0"/>
               <w:jc w:val="left"/>
             </w:pPr>
@@ -2202,6 +2268,7 @@
           </w:tcPr>
           <w:p>
             <w:pPr>
+              <w:keepNext w:val="false"/>
               <w:spacing w:after="40" w:before="0"/>
               <w:jc w:val="left"/>
             </w:pPr>
@@ -2234,6 +2301,7 @@
           </w:tcPr>
           <w:p>
             <w:pPr>
+              <w:keepNext w:val="false"/>
               <w:spacing w:after="40" w:before="0"/>
               <w:jc w:val="left"/>
             </w:pPr>
@@ -2372,7 +2440,7 @@
         </w:rPr>
         <w:t xml:space="preserve">© 2026 SeaVuria and ARES. This work is licensed under a </w:t>
       </w:r>
-      <w:hyperlink w:history="1" r:id="rIdhrruuoljburjo_ccrklms">
+      <w:hyperlink w:history="1" r:id="rIdb2y9tmgdlniqut0gnwso0">
         <w:r>
           <w:rPr>
             <w:rFonts w:ascii="Arial" w:cs="Arial" w:eastAsia="Arial" w:hAnsi="Arial"/>
@@ -2392,7 +2460,7 @@
         </w:rPr>
         <w:t xml:space="preserve"> (</w:t>
       </w:r>
-      <w:hyperlink w:history="1" r:id="rIdiybhpk3eoyhddoyxzfxks">
+      <w:hyperlink w:history="1" r:id="rIdwnzq93hmca8s8s2pckanl">
         <w:r>
           <w:rPr>
             <w:rFonts w:ascii="Arial" w:cs="Arial" w:eastAsia="Arial" w:hAnsi="Arial"/>
@@ -2412,7 +2480,7 @@
         </w:rPr>
         <w:t xml:space="preserve">). To view a copy of this license, visit </w:t>
       </w:r>
-      <w:hyperlink w:history="1" r:id="rId8iwwp_fcrc3zy8awjoegg">
+      <w:hyperlink w:history="1" r:id="rId9mryk-uxpwqvbagi7qkho">
         <w:r>
           <w:rPr>
             <w:rFonts w:ascii="Arial" w:cs="Arial" w:eastAsia="Arial" w:hAnsi="Arial"/>

--- a/data/outputs/v2/Maths/SS2.4_Surface_Area_and_Volume_of_Solids/Mathematics_Surface_Area_and_Volume_of_Solids_FinalExplanation_TeacherKey.docx
+++ b/data/outputs/v2/Maths/SS2.4_Surface_Area_and_Volume_of_Solids/Mathematics_Surface_Area_and_Volume_of_Solids_FinalExplanation_TeacherKey.docx
@@ -2440,7 +2440,7 @@
         </w:rPr>
         <w:t xml:space="preserve">© 2026 SeaVuria and ARES. This work is licensed under a </w:t>
       </w:r>
-      <w:hyperlink w:history="1" r:id="rIdb2y9tmgdlniqut0gnwso0">
+      <w:hyperlink w:history="1" r:id="rIdmtsx9-3slyiv_3do4jx3f">
         <w:r>
           <w:rPr>
             <w:rFonts w:ascii="Arial" w:cs="Arial" w:eastAsia="Arial" w:hAnsi="Arial"/>
@@ -2460,7 +2460,7 @@
         </w:rPr>
         <w:t xml:space="preserve"> (</w:t>
       </w:r>
-      <w:hyperlink w:history="1" r:id="rIdwnzq93hmca8s8s2pckanl">
+      <w:hyperlink w:history="1" r:id="rIdqtmzsf4w-gu1duw7vwdlq">
         <w:r>
           <w:rPr>
             <w:rFonts w:ascii="Arial" w:cs="Arial" w:eastAsia="Arial" w:hAnsi="Arial"/>
@@ -2480,7 +2480,7 @@
         </w:rPr>
         <w:t xml:space="preserve">). To view a copy of this license, visit </w:t>
       </w:r>
-      <w:hyperlink w:history="1" r:id="rId9mryk-uxpwqvbagi7qkho">
+      <w:hyperlink w:history="1" r:id="rIdkrvy96nzhrrphknih3xab">
         <w:r>
           <w:rPr>
             <w:rFonts w:ascii="Arial" w:cs="Arial" w:eastAsia="Arial" w:hAnsi="Arial"/>
